--- a/docx/en/BUFRCREX_TableB_en_02.docx
+++ b/docx/en/BUFRCREX_TableB_en_02.docx
@@ -239,7 +239,7 @@
                 <w:b w:val="0"/>
                 <w:sz w:val="16"/>
               </w:rPr>
-              <w:t>002001</w:t>
+              <w:t>0 02 001</w:t>
             </w:r>
           </w:p>
         </w:tc>
@@ -403,7 +403,7 @@
                 <w:b w:val="0"/>
                 <w:sz w:val="16"/>
               </w:rPr>
-              <w:t>002002</w:t>
+              <w:t>0 02 002</w:t>
             </w:r>
           </w:p>
         </w:tc>
@@ -567,7 +567,7 @@
                 <w:b w:val="0"/>
                 <w:sz w:val="16"/>
               </w:rPr>
-              <w:t>002003</w:t>
+              <w:t>0 02 003</w:t>
             </w:r>
           </w:p>
         </w:tc>
@@ -731,7 +731,7 @@
                 <w:b w:val="0"/>
                 <w:sz w:val="16"/>
               </w:rPr>
-              <w:t>002004</w:t>
+              <w:t>0 02 004</w:t>
             </w:r>
           </w:p>
         </w:tc>
@@ -895,7 +895,7 @@
                 <w:b w:val="0"/>
                 <w:sz w:val="16"/>
               </w:rPr>
-              <w:t>002005</w:t>
+              <w:t>0 02 005</w:t>
             </w:r>
           </w:p>
         </w:tc>
@@ -1059,7 +1059,7 @@
                 <w:b w:val="0"/>
                 <w:sz w:val="16"/>
               </w:rPr>
-              <w:t>002006</w:t>
+              <w:t>0 02 006</w:t>
             </w:r>
           </w:p>
         </w:tc>
@@ -1223,7 +1223,7 @@
                 <w:b w:val="0"/>
                 <w:sz w:val="16"/>
               </w:rPr>
-              <w:t>002007</w:t>
+              <w:t>0 02 007</w:t>
             </w:r>
           </w:p>
         </w:tc>
@@ -1387,7 +1387,7 @@
                 <w:b w:val="0"/>
                 <w:sz w:val="16"/>
               </w:rPr>
-              <w:t>002008</w:t>
+              <w:t>0 02 008</w:t>
             </w:r>
           </w:p>
         </w:tc>
@@ -1551,7 +1551,7 @@
                 <w:b w:val="0"/>
                 <w:sz w:val="16"/>
               </w:rPr>
-              <w:t>002009</w:t>
+              <w:t>0 02 009</w:t>
             </w:r>
           </w:p>
         </w:tc>
@@ -1715,7 +1715,7 @@
                 <w:b w:val="0"/>
                 <w:sz w:val="16"/>
               </w:rPr>
-              <w:t>002011</w:t>
+              <w:t>0 02 011</w:t>
             </w:r>
           </w:p>
         </w:tc>
@@ -1879,7 +1879,7 @@
                 <w:b w:val="0"/>
                 <w:sz w:val="16"/>
               </w:rPr>
-              <w:t>002012</w:t>
+              <w:t>0 02 012</w:t>
             </w:r>
           </w:p>
         </w:tc>
@@ -2043,7 +2043,7 @@
                 <w:b w:val="0"/>
                 <w:sz w:val="16"/>
               </w:rPr>
-              <w:t>002013</w:t>
+              <w:t>0 02 013</w:t>
             </w:r>
           </w:p>
         </w:tc>
@@ -2207,7 +2207,7 @@
                 <w:b w:val="0"/>
                 <w:sz w:val="16"/>
               </w:rPr>
-              <w:t>002014</w:t>
+              <w:t>0 02 014</w:t>
             </w:r>
           </w:p>
         </w:tc>
@@ -2371,7 +2371,7 @@
                 <w:b w:val="0"/>
                 <w:sz w:val="16"/>
               </w:rPr>
-              <w:t>002015</w:t>
+              <w:t>0 02 015</w:t>
             </w:r>
           </w:p>
         </w:tc>
@@ -2535,7 +2535,7 @@
                 <w:b w:val="0"/>
                 <w:sz w:val="16"/>
               </w:rPr>
-              <w:t>002016</w:t>
+              <w:t>0 02 016</w:t>
             </w:r>
           </w:p>
         </w:tc>
@@ -2699,7 +2699,7 @@
                 <w:b w:val="0"/>
                 <w:sz w:val="16"/>
               </w:rPr>
-              <w:t>002017</w:t>
+              <w:t>0 02 017</w:t>
             </w:r>
           </w:p>
         </w:tc>
@@ -2863,7 +2863,7 @@
                 <w:b w:val="0"/>
                 <w:sz w:val="16"/>
               </w:rPr>
-              <w:t>002019</w:t>
+              <w:t>0 02 019</w:t>
             </w:r>
           </w:p>
         </w:tc>
@@ -3027,7 +3027,7 @@
                 <w:b w:val="0"/>
                 <w:sz w:val="16"/>
               </w:rPr>
-              <w:t>002020</w:t>
+              <w:t>0 02 020</w:t>
             </w:r>
           </w:p>
         </w:tc>
@@ -3191,7 +3191,7 @@
                 <w:b w:val="0"/>
                 <w:sz w:val="16"/>
               </w:rPr>
-              <w:t>002021</w:t>
+              <w:t>0 02 021</w:t>
             </w:r>
           </w:p>
         </w:tc>
@@ -3356,7 +3356,7 @@
                 <w:b w:val="0"/>
                 <w:sz w:val="16"/>
               </w:rPr>
-              <w:t>002022</w:t>
+              <w:t>0 02 022</w:t>
             </w:r>
           </w:p>
         </w:tc>
@@ -3520,7 +3520,7 @@
                 <w:b w:val="0"/>
                 <w:sz w:val="16"/>
               </w:rPr>
-              <w:t>002023</w:t>
+              <w:t>0 02 023</w:t>
             </w:r>
           </w:p>
         </w:tc>
@@ -3684,7 +3684,7 @@
                 <w:b w:val="0"/>
                 <w:sz w:val="16"/>
               </w:rPr>
-              <w:t>002024</w:t>
+              <w:t>0 02 024</w:t>
             </w:r>
           </w:p>
         </w:tc>
@@ -3848,7 +3848,7 @@
                 <w:b w:val="0"/>
                 <w:sz w:val="16"/>
               </w:rPr>
-              <w:t>002025</w:t>
+              <w:t>0 02 025</w:t>
             </w:r>
           </w:p>
         </w:tc>
@@ -4012,7 +4012,7 @@
                 <w:b w:val="0"/>
                 <w:sz w:val="16"/>
               </w:rPr>
-              <w:t>002026</w:t>
+              <w:t>0 02 026</w:t>
             </w:r>
           </w:p>
         </w:tc>
@@ -4176,7 +4176,7 @@
                 <w:b w:val="0"/>
                 <w:sz w:val="16"/>
               </w:rPr>
-              <w:t>002027</w:t>
+              <w:t>0 02 027</w:t>
             </w:r>
           </w:p>
         </w:tc>
@@ -4340,7 +4340,7 @@
                 <w:b w:val="0"/>
                 <w:sz w:val="16"/>
               </w:rPr>
-              <w:t>002028</w:t>
+              <w:t>0 02 028</w:t>
             </w:r>
           </w:p>
         </w:tc>
@@ -4504,7 +4504,7 @@
                 <w:b w:val="0"/>
                 <w:sz w:val="16"/>
               </w:rPr>
-              <w:t>002029</w:t>
+              <w:t>0 02 029</w:t>
             </w:r>
           </w:p>
         </w:tc>
@@ -4668,7 +4668,7 @@
                 <w:b w:val="0"/>
                 <w:sz w:val="16"/>
               </w:rPr>
-              <w:t>002030</w:t>
+              <w:t>0 02 030</w:t>
             </w:r>
           </w:p>
         </w:tc>
@@ -4832,7 +4832,7 @@
                 <w:b w:val="0"/>
                 <w:sz w:val="16"/>
               </w:rPr>
-              <w:t>002031</w:t>
+              <w:t>0 02 031</w:t>
             </w:r>
           </w:p>
         </w:tc>
@@ -4996,7 +4996,7 @@
                 <w:b w:val="0"/>
                 <w:sz w:val="16"/>
               </w:rPr>
-              <w:t>002032</w:t>
+              <w:t>0 02 032</w:t>
             </w:r>
           </w:p>
         </w:tc>
@@ -5160,7 +5160,7 @@
                 <w:b w:val="0"/>
                 <w:sz w:val="16"/>
               </w:rPr>
-              <w:t>002033</w:t>
+              <w:t>0 02 033</w:t>
             </w:r>
           </w:p>
         </w:tc>
@@ -5324,7 +5324,7 @@
                 <w:b w:val="0"/>
                 <w:sz w:val="16"/>
               </w:rPr>
-              <w:t>002034</w:t>
+              <w:t>0 02 034</w:t>
             </w:r>
           </w:p>
         </w:tc>
@@ -5488,7 +5488,7 @@
                 <w:b w:val="0"/>
                 <w:sz w:val="16"/>
               </w:rPr>
-              <w:t>002035</w:t>
+              <w:t>0 02 035</w:t>
             </w:r>
           </w:p>
         </w:tc>
@@ -5652,7 +5652,7 @@
                 <w:b w:val="0"/>
                 <w:sz w:val="16"/>
               </w:rPr>
-              <w:t>002036</w:t>
+              <w:t>0 02 036</w:t>
             </w:r>
           </w:p>
         </w:tc>
@@ -5816,7 +5816,7 @@
                 <w:b w:val="0"/>
                 <w:sz w:val="16"/>
               </w:rPr>
-              <w:t>002037</w:t>
+              <w:t>0 02 037</w:t>
             </w:r>
           </w:p>
         </w:tc>
@@ -5980,7 +5980,7 @@
                 <w:b w:val="0"/>
                 <w:sz w:val="16"/>
               </w:rPr>
-              <w:t>002038</w:t>
+              <w:t>0 02 038</w:t>
             </w:r>
           </w:p>
         </w:tc>
@@ -6144,7 +6144,7 @@
                 <w:b w:val="0"/>
                 <w:sz w:val="16"/>
               </w:rPr>
-              <w:t>002039</w:t>
+              <w:t>0 02 039</w:t>
             </w:r>
           </w:p>
         </w:tc>
@@ -6308,7 +6308,7 @@
                 <w:b w:val="0"/>
                 <w:sz w:val="16"/>
               </w:rPr>
-              <w:t>002040</w:t>
+              <w:t>0 02 040</w:t>
             </w:r>
           </w:p>
         </w:tc>
@@ -6472,7 +6472,7 @@
                 <w:b w:val="0"/>
                 <w:sz w:val="16"/>
               </w:rPr>
-              <w:t>002041</w:t>
+              <w:t>0 02 041</w:t>
             </w:r>
           </w:p>
         </w:tc>
@@ -6636,7 +6636,7 @@
                 <w:b w:val="0"/>
                 <w:sz w:val="16"/>
               </w:rPr>
-              <w:t>002042</w:t>
+              <w:t>0 02 042</w:t>
             </w:r>
           </w:p>
         </w:tc>
@@ -6800,7 +6800,7 @@
                 <w:b w:val="0"/>
                 <w:sz w:val="16"/>
               </w:rPr>
-              <w:t>002044</w:t>
+              <w:t>0 02 044</w:t>
             </w:r>
           </w:p>
         </w:tc>
@@ -6964,7 +6964,7 @@
                 <w:b w:val="0"/>
                 <w:sz w:val="16"/>
               </w:rPr>
-              <w:t>002045</w:t>
+              <w:t>0 02 045</w:t>
             </w:r>
           </w:p>
         </w:tc>
@@ -7128,7 +7128,7 @@
                 <w:b w:val="0"/>
                 <w:sz w:val="16"/>
               </w:rPr>
-              <w:t>002046</w:t>
+              <w:t>0 02 046</w:t>
             </w:r>
           </w:p>
         </w:tc>
@@ -7292,7 +7292,7 @@
                 <w:b w:val="0"/>
                 <w:sz w:val="16"/>
               </w:rPr>
-              <w:t>002047</w:t>
+              <w:t>0 02 047</w:t>
             </w:r>
           </w:p>
         </w:tc>
@@ -7456,7 +7456,7 @@
                 <w:b w:val="0"/>
                 <w:sz w:val="16"/>
               </w:rPr>
-              <w:t>002048</w:t>
+              <w:t>0 02 048</w:t>
             </w:r>
           </w:p>
         </w:tc>
@@ -7620,7 +7620,7 @@
                 <w:b w:val="0"/>
                 <w:sz w:val="16"/>
               </w:rPr>
-              <w:t>002049</w:t>
+              <w:t>0 02 049</w:t>
             </w:r>
           </w:p>
         </w:tc>
@@ -7784,7 +7784,7 @@
                 <w:b w:val="0"/>
                 <w:sz w:val="16"/>
               </w:rPr>
-              <w:t>002050</w:t>
+              <w:t>0 02 050</w:t>
             </w:r>
           </w:p>
         </w:tc>
@@ -7948,7 +7948,7 @@
                 <w:b w:val="0"/>
                 <w:sz w:val="16"/>
               </w:rPr>
-              <w:t>002051</w:t>
+              <w:t>0 02 051</w:t>
             </w:r>
           </w:p>
         </w:tc>
@@ -8112,7 +8112,7 @@
                 <w:b w:val="0"/>
                 <w:sz w:val="16"/>
               </w:rPr>
-              <w:t>002052</w:t>
+              <w:t>0 02 052</w:t>
             </w:r>
           </w:p>
         </w:tc>
@@ -8276,7 +8276,7 @@
                 <w:b w:val="0"/>
                 <w:sz w:val="16"/>
               </w:rPr>
-              <w:t>002053</w:t>
+              <w:t>0 02 053</w:t>
             </w:r>
           </w:p>
         </w:tc>
@@ -8440,7 +8440,7 @@
                 <w:b w:val="0"/>
                 <w:sz w:val="16"/>
               </w:rPr>
-              <w:t>002054</w:t>
+              <w:t>0 02 054</w:t>
             </w:r>
           </w:p>
         </w:tc>
@@ -8604,7 +8604,7 @@
                 <w:b w:val="0"/>
                 <w:sz w:val="16"/>
               </w:rPr>
-              <w:t>002055</w:t>
+              <w:t>0 02 055</w:t>
             </w:r>
           </w:p>
         </w:tc>
@@ -8768,7 +8768,7 @@
                 <w:b w:val="0"/>
                 <w:sz w:val="16"/>
               </w:rPr>
-              <w:t>002056</w:t>
+              <w:t>0 02 056</w:t>
             </w:r>
           </w:p>
         </w:tc>
@@ -8932,7 +8932,7 @@
                 <w:b w:val="0"/>
                 <w:sz w:val="16"/>
               </w:rPr>
-              <w:t>002057</w:t>
+              <w:t>0 02 057</w:t>
             </w:r>
           </w:p>
         </w:tc>
@@ -9096,7 +9096,7 @@
                 <w:b w:val="0"/>
                 <w:sz w:val="16"/>
               </w:rPr>
-              <w:t>002058</w:t>
+              <w:t>0 02 058</w:t>
             </w:r>
           </w:p>
         </w:tc>
@@ -9260,7 +9260,7 @@
                 <w:b w:val="0"/>
                 <w:sz w:val="16"/>
               </w:rPr>
-              <w:t>002059</w:t>
+              <w:t>0 02 059</w:t>
             </w:r>
           </w:p>
         </w:tc>
@@ -9424,7 +9424,7 @@
                 <w:b w:val="0"/>
                 <w:sz w:val="16"/>
               </w:rPr>
-              <w:t>002060</w:t>
+              <w:t>0 02 060</w:t>
             </w:r>
           </w:p>
         </w:tc>
@@ -9588,7 +9588,7 @@
                 <w:b w:val="0"/>
                 <w:sz w:val="16"/>
               </w:rPr>
-              <w:t>002061</w:t>
+              <w:t>0 02 061</w:t>
             </w:r>
           </w:p>
         </w:tc>
@@ -9752,7 +9752,7 @@
                 <w:b w:val="0"/>
                 <w:sz w:val="16"/>
               </w:rPr>
-              <w:t>002062</w:t>
+              <w:t>0 02 062</w:t>
             </w:r>
           </w:p>
         </w:tc>
@@ -9916,7 +9916,7 @@
                 <w:b w:val="0"/>
                 <w:sz w:val="16"/>
               </w:rPr>
-              <w:t>002063</w:t>
+              <w:t>0 02 063</w:t>
             </w:r>
           </w:p>
         </w:tc>
@@ -10080,7 +10080,7 @@
                 <w:b w:val="0"/>
                 <w:sz w:val="16"/>
               </w:rPr>
-              <w:t>002064</w:t>
+              <w:t>0 02 064</w:t>
             </w:r>
           </w:p>
         </w:tc>
@@ -10244,7 +10244,7 @@
                 <w:b w:val="0"/>
                 <w:sz w:val="16"/>
               </w:rPr>
-              <w:t>002065</w:t>
+              <w:t>0 02 065</w:t>
             </w:r>
           </w:p>
         </w:tc>
@@ -10408,7 +10408,7 @@
                 <w:b w:val="0"/>
                 <w:sz w:val="16"/>
               </w:rPr>
-              <w:t>002066</w:t>
+              <w:t>0 02 066</w:t>
             </w:r>
           </w:p>
         </w:tc>
@@ -10572,7 +10572,7 @@
                 <w:b w:val="0"/>
                 <w:sz w:val="16"/>
               </w:rPr>
-              <w:t>002067</w:t>
+              <w:t>0 02 067</w:t>
             </w:r>
           </w:p>
         </w:tc>
@@ -10736,7 +10736,7 @@
                 <w:b w:val="0"/>
                 <w:sz w:val="16"/>
               </w:rPr>
-              <w:t>002070</w:t>
+              <w:t>0 02 070</w:t>
             </w:r>
           </w:p>
         </w:tc>
@@ -10900,7 +10900,7 @@
                 <w:b w:val="0"/>
                 <w:sz w:val="16"/>
               </w:rPr>
-              <w:t>002071</w:t>
+              <w:t>0 02 071</w:t>
             </w:r>
           </w:p>
         </w:tc>
@@ -11064,7 +11064,7 @@
                 <w:b w:val="0"/>
                 <w:sz w:val="16"/>
               </w:rPr>
-              <w:t>002072</w:t>
+              <w:t>0 02 072</w:t>
             </w:r>
           </w:p>
         </w:tc>
@@ -11228,7 +11228,7 @@
                 <w:b w:val="0"/>
                 <w:sz w:val="16"/>
               </w:rPr>
-              <w:t>002080</w:t>
+              <w:t>0 02 080</w:t>
             </w:r>
           </w:p>
         </w:tc>
@@ -11392,7 +11392,7 @@
                 <w:b w:val="0"/>
                 <w:sz w:val="16"/>
               </w:rPr>
-              <w:t>002081</w:t>
+              <w:t>0 02 081</w:t>
             </w:r>
           </w:p>
         </w:tc>
@@ -11556,7 +11556,7 @@
                 <w:b w:val="0"/>
                 <w:sz w:val="16"/>
               </w:rPr>
-              <w:t>002082</w:t>
+              <w:t>0 02 082</w:t>
             </w:r>
           </w:p>
         </w:tc>
@@ -11720,7 +11720,7 @@
                 <w:b w:val="0"/>
                 <w:sz w:val="16"/>
               </w:rPr>
-              <w:t>002083</w:t>
+              <w:t>0 02 083</w:t>
             </w:r>
           </w:p>
         </w:tc>
@@ -11884,7 +11884,7 @@
                 <w:b w:val="0"/>
                 <w:sz w:val="16"/>
               </w:rPr>
-              <w:t>002084</w:t>
+              <w:t>0 02 084</w:t>
             </w:r>
           </w:p>
         </w:tc>
@@ -12048,7 +12048,7 @@
                 <w:b w:val="0"/>
                 <w:sz w:val="16"/>
               </w:rPr>
-              <w:t>002085</w:t>
+              <w:t>0 02 085</w:t>
             </w:r>
           </w:p>
         </w:tc>
@@ -12212,7 +12212,7 @@
                 <w:b w:val="0"/>
                 <w:sz w:val="16"/>
               </w:rPr>
-              <w:t>002086</w:t>
+              <w:t>0 02 086</w:t>
             </w:r>
           </w:p>
         </w:tc>
@@ -12376,7 +12376,7 @@
                 <w:b w:val="0"/>
                 <w:sz w:val="16"/>
               </w:rPr>
-              <w:t>002087</w:t>
+              <w:t>0 02 087</w:t>
             </w:r>
           </w:p>
         </w:tc>
@@ -12540,7 +12540,7 @@
                 <w:b w:val="0"/>
                 <w:sz w:val="16"/>
               </w:rPr>
-              <w:t>002088</w:t>
+              <w:t>0 02 088</w:t>
             </w:r>
           </w:p>
         </w:tc>
@@ -12704,7 +12704,7 @@
                 <w:b w:val="0"/>
                 <w:sz w:val="16"/>
               </w:rPr>
-              <w:t>002090</w:t>
+              <w:t>0 02 090</w:t>
             </w:r>
           </w:p>
         </w:tc>
@@ -12868,7 +12868,7 @@
                 <w:b w:val="0"/>
                 <w:sz w:val="16"/>
               </w:rPr>
-              <w:t>002091</w:t>
+              <w:t>0 02 091</w:t>
             </w:r>
           </w:p>
         </w:tc>
@@ -13032,7 +13032,7 @@
                 <w:b w:val="0"/>
                 <w:sz w:val="16"/>
               </w:rPr>
-              <w:t>002092</w:t>
+              <w:t>0 02 092</w:t>
             </w:r>
           </w:p>
         </w:tc>
@@ -13196,7 +13196,7 @@
                 <w:b w:val="0"/>
                 <w:sz w:val="16"/>
               </w:rPr>
-              <w:t>002095</w:t>
+              <w:t>0 02 095</w:t>
             </w:r>
           </w:p>
         </w:tc>
@@ -13360,7 +13360,7 @@
                 <w:b w:val="0"/>
                 <w:sz w:val="16"/>
               </w:rPr>
-              <w:t>002096</w:t>
+              <w:t>0 02 096</w:t>
             </w:r>
           </w:p>
         </w:tc>
@@ -13524,7 +13524,7 @@
                 <w:b w:val="0"/>
                 <w:sz w:val="16"/>
               </w:rPr>
-              <w:t>002097</w:t>
+              <w:t>0 02 097</w:t>
             </w:r>
           </w:p>
         </w:tc>
@@ -13688,7 +13688,7 @@
                 <w:b w:val="0"/>
                 <w:sz w:val="16"/>
               </w:rPr>
-              <w:t>002099</w:t>
+              <w:t>0 02 099</w:t>
             </w:r>
           </w:p>
         </w:tc>
@@ -13852,7 +13852,7 @@
                 <w:b w:val="0"/>
                 <w:sz w:val="16"/>
               </w:rPr>
-              <w:t>002100</w:t>
+              <w:t>0 02 100</w:t>
             </w:r>
           </w:p>
         </w:tc>
@@ -14017,7 +14017,7 @@
                 <w:b w:val="0"/>
                 <w:sz w:val="16"/>
               </w:rPr>
-              <w:t>002101</w:t>
+              <w:t>0 02 101</w:t>
             </w:r>
           </w:p>
         </w:tc>
@@ -14181,7 +14181,7 @@
                 <w:b w:val="0"/>
                 <w:sz w:val="16"/>
               </w:rPr>
-              <w:t>002102</w:t>
+              <w:t>0 02 102</w:t>
             </w:r>
           </w:p>
         </w:tc>
@@ -14345,7 +14345,7 @@
                 <w:b w:val="0"/>
                 <w:sz w:val="16"/>
               </w:rPr>
-              <w:t>002103</w:t>
+              <w:t>0 02 103</w:t>
             </w:r>
           </w:p>
         </w:tc>
@@ -14509,7 +14509,7 @@
                 <w:b w:val="0"/>
                 <w:sz w:val="16"/>
               </w:rPr>
-              <w:t>002104</w:t>
+              <w:t>0 02 104</w:t>
             </w:r>
           </w:p>
         </w:tc>
@@ -14673,7 +14673,7 @@
                 <w:b w:val="0"/>
                 <w:sz w:val="16"/>
               </w:rPr>
-              <w:t>002105</w:t>
+              <w:t>0 02 105</w:t>
             </w:r>
           </w:p>
         </w:tc>
@@ -14837,7 +14837,7 @@
                 <w:b w:val="0"/>
                 <w:sz w:val="16"/>
               </w:rPr>
-              <w:t>002106</w:t>
+              <w:t>0 02 106</w:t>
             </w:r>
           </w:p>
         </w:tc>
@@ -15001,7 +15001,7 @@
                 <w:b w:val="0"/>
                 <w:sz w:val="16"/>
               </w:rPr>
-              <w:t>002107</w:t>
+              <w:t>0 02 107</w:t>
             </w:r>
           </w:p>
         </w:tc>
@@ -15165,7 +15165,7 @@
                 <w:b w:val="0"/>
                 <w:sz w:val="16"/>
               </w:rPr>
-              <w:t>002108</w:t>
+              <w:t>0 02 108</w:t>
             </w:r>
           </w:p>
         </w:tc>
@@ -15329,7 +15329,7 @@
                 <w:b w:val="0"/>
                 <w:sz w:val="16"/>
               </w:rPr>
-              <w:t>002109</w:t>
+              <w:t>0 02 109</w:t>
             </w:r>
           </w:p>
         </w:tc>
@@ -15493,7 +15493,7 @@
                 <w:b w:val="0"/>
                 <w:sz w:val="16"/>
               </w:rPr>
-              <w:t>002110</w:t>
+              <w:t>0 02 110</w:t>
             </w:r>
           </w:p>
         </w:tc>
@@ -15657,7 +15657,7 @@
                 <w:b w:val="0"/>
                 <w:sz w:val="16"/>
               </w:rPr>
-              <w:t>002111</w:t>
+              <w:t>0 02 111</w:t>
             </w:r>
           </w:p>
         </w:tc>
@@ -15821,7 +15821,7 @@
                 <w:b w:val="0"/>
                 <w:sz w:val="16"/>
               </w:rPr>
-              <w:t>002112</w:t>
+              <w:t>0 02 112</w:t>
             </w:r>
           </w:p>
         </w:tc>
@@ -15985,7 +15985,7 @@
                 <w:b w:val="0"/>
                 <w:sz w:val="16"/>
               </w:rPr>
-              <w:t>002113</w:t>
+              <w:t>0 02 113</w:t>
             </w:r>
           </w:p>
         </w:tc>
@@ -16149,7 +16149,7 @@
                 <w:b w:val="0"/>
                 <w:sz w:val="16"/>
               </w:rPr>
-              <w:t>002114</w:t>
+              <w:t>0 02 114</w:t>
             </w:r>
           </w:p>
         </w:tc>
@@ -16313,7 +16313,7 @@
                 <w:b w:val="0"/>
                 <w:sz w:val="16"/>
               </w:rPr>
-              <w:t>002115</w:t>
+              <w:t>0 02 115</w:t>
             </w:r>
           </w:p>
         </w:tc>
@@ -16477,7 +16477,7 @@
                 <w:b w:val="0"/>
                 <w:sz w:val="16"/>
               </w:rPr>
-              <w:t>002116</w:t>
+              <w:t>0 02 116</w:t>
             </w:r>
           </w:p>
         </w:tc>
@@ -16641,7 +16641,7 @@
                 <w:b w:val="0"/>
                 <w:sz w:val="16"/>
               </w:rPr>
-              <w:t>002117</w:t>
+              <w:t>0 02 117</w:t>
             </w:r>
           </w:p>
         </w:tc>
@@ -16805,7 +16805,7 @@
                 <w:b w:val="0"/>
                 <w:sz w:val="16"/>
               </w:rPr>
-              <w:t>002118</w:t>
+              <w:t>0 02 118</w:t>
             </w:r>
           </w:p>
         </w:tc>
@@ -16969,7 +16969,7 @@
                 <w:b w:val="0"/>
                 <w:sz w:val="16"/>
               </w:rPr>
-              <w:t>002119</w:t>
+              <w:t>0 02 119</w:t>
             </w:r>
           </w:p>
         </w:tc>
@@ -17133,7 +17133,7 @@
                 <w:b w:val="0"/>
                 <w:sz w:val="16"/>
               </w:rPr>
-              <w:t>002120</w:t>
+              <w:t>0 02 120</w:t>
             </w:r>
           </w:p>
         </w:tc>
@@ -17297,7 +17297,7 @@
                 <w:b w:val="0"/>
                 <w:sz w:val="16"/>
               </w:rPr>
-              <w:t>002121</w:t>
+              <w:t>0 02 121</w:t>
             </w:r>
           </w:p>
         </w:tc>
@@ -17461,7 +17461,7 @@
                 <w:b w:val="0"/>
                 <w:sz w:val="16"/>
               </w:rPr>
-              <w:t>002122</w:t>
+              <w:t>0 02 122</w:t>
             </w:r>
           </w:p>
         </w:tc>
@@ -17625,7 +17625,7 @@
                 <w:b w:val="0"/>
                 <w:sz w:val="16"/>
               </w:rPr>
-              <w:t>002123</w:t>
+              <w:t>0 02 123</w:t>
             </w:r>
           </w:p>
         </w:tc>
@@ -17789,7 +17789,7 @@
                 <w:b w:val="0"/>
                 <w:sz w:val="16"/>
               </w:rPr>
-              <w:t>002124</w:t>
+              <w:t>0 02 124</w:t>
             </w:r>
           </w:p>
         </w:tc>
@@ -17953,7 +17953,7 @@
                 <w:b w:val="0"/>
                 <w:sz w:val="16"/>
               </w:rPr>
-              <w:t>002125</w:t>
+              <w:t>0 02 125</w:t>
             </w:r>
           </w:p>
         </w:tc>
@@ -18117,7 +18117,7 @@
                 <w:b w:val="0"/>
                 <w:sz w:val="16"/>
               </w:rPr>
-              <w:t>002126</w:t>
+              <w:t>0 02 126</w:t>
             </w:r>
           </w:p>
         </w:tc>
@@ -18281,7 +18281,7 @@
                 <w:b w:val="0"/>
                 <w:sz w:val="16"/>
               </w:rPr>
-              <w:t>002127</w:t>
+              <w:t>0 02 127</w:t>
             </w:r>
           </w:p>
         </w:tc>
@@ -18445,7 +18445,7 @@
                 <w:b w:val="0"/>
                 <w:sz w:val="16"/>
               </w:rPr>
-              <w:t>002128</w:t>
+              <w:t>0 02 128</w:t>
             </w:r>
           </w:p>
         </w:tc>
@@ -18609,7 +18609,7 @@
                 <w:b w:val="0"/>
                 <w:sz w:val="16"/>
               </w:rPr>
-              <w:t>002129</w:t>
+              <w:t>0 02 129</w:t>
             </w:r>
           </w:p>
         </w:tc>
@@ -18773,7 +18773,7 @@
                 <w:b w:val="0"/>
                 <w:sz w:val="16"/>
               </w:rPr>
-              <w:t>002130</w:t>
+              <w:t>0 02 130</w:t>
             </w:r>
           </w:p>
         </w:tc>
@@ -18937,7 +18937,7 @@
                 <w:b w:val="0"/>
                 <w:sz w:val="16"/>
               </w:rPr>
-              <w:t>002131</w:t>
+              <w:t>0 02 131</w:t>
             </w:r>
           </w:p>
         </w:tc>
@@ -19101,7 +19101,7 @@
                 <w:b w:val="0"/>
                 <w:sz w:val="16"/>
               </w:rPr>
-              <w:t>002132</w:t>
+              <w:t>0 02 132</w:t>
             </w:r>
           </w:p>
         </w:tc>
@@ -19265,7 +19265,7 @@
                 <w:b w:val="0"/>
                 <w:sz w:val="16"/>
               </w:rPr>
-              <w:t>002133</w:t>
+              <w:t>0 02 133</w:t>
             </w:r>
           </w:p>
         </w:tc>
@@ -19429,7 +19429,7 @@
                 <w:b w:val="0"/>
                 <w:sz w:val="16"/>
               </w:rPr>
-              <w:t>002134</w:t>
+              <w:t>0 02 134</w:t>
             </w:r>
           </w:p>
         </w:tc>
@@ -19593,7 +19593,7 @@
                 <w:b w:val="0"/>
                 <w:sz w:val="16"/>
               </w:rPr>
-              <w:t>002135</w:t>
+              <w:t>0 02 135</w:t>
             </w:r>
           </w:p>
         </w:tc>
@@ -19757,7 +19757,7 @@
                 <w:b w:val="0"/>
                 <w:sz w:val="16"/>
               </w:rPr>
-              <w:t>002136</w:t>
+              <w:t>0 02 136</w:t>
             </w:r>
           </w:p>
         </w:tc>
@@ -19921,7 +19921,7 @@
                 <w:b w:val="0"/>
                 <w:sz w:val="16"/>
               </w:rPr>
-              <w:t>002137</w:t>
+              <w:t>0 02 137</w:t>
             </w:r>
           </w:p>
         </w:tc>
@@ -20085,7 +20085,7 @@
                 <w:b w:val="0"/>
                 <w:sz w:val="16"/>
               </w:rPr>
-              <w:t>002138</w:t>
+              <w:t>0 02 138</w:t>
             </w:r>
           </w:p>
         </w:tc>
@@ -20249,7 +20249,7 @@
                 <w:b w:val="0"/>
                 <w:sz w:val="16"/>
               </w:rPr>
-              <w:t>002139</w:t>
+              <w:t>0 02 139</w:t>
             </w:r>
           </w:p>
         </w:tc>
@@ -20413,7 +20413,7 @@
                 <w:b w:val="0"/>
                 <w:sz w:val="16"/>
               </w:rPr>
-              <w:t>002140</w:t>
+              <w:t>0 02 140</w:t>
             </w:r>
           </w:p>
         </w:tc>
@@ -20578,7 +20578,7 @@
                 <w:b w:val="0"/>
                 <w:sz w:val="16"/>
               </w:rPr>
-              <w:t>002141</w:t>
+              <w:t>0 02 141</w:t>
             </w:r>
           </w:p>
         </w:tc>
@@ -20742,7 +20742,7 @@
                 <w:b w:val="0"/>
                 <w:sz w:val="16"/>
               </w:rPr>
-              <w:t>002142</w:t>
+              <w:t>0 02 142</w:t>
             </w:r>
           </w:p>
         </w:tc>
@@ -20907,7 +20907,7 @@
                 <w:b w:val="0"/>
                 <w:sz w:val="16"/>
               </w:rPr>
-              <w:t>002143</w:t>
+              <w:t>0 02 143</w:t>
             </w:r>
           </w:p>
         </w:tc>
@@ -21071,7 +21071,7 @@
                 <w:b w:val="0"/>
                 <w:sz w:val="16"/>
               </w:rPr>
-              <w:t>002144</w:t>
+              <w:t>0 02 144</w:t>
             </w:r>
           </w:p>
         </w:tc>
@@ -21235,7 +21235,7 @@
                 <w:b w:val="0"/>
                 <w:sz w:val="16"/>
               </w:rPr>
-              <w:t>002145</w:t>
+              <w:t>0 02 145</w:t>
             </w:r>
           </w:p>
         </w:tc>
@@ -21399,7 +21399,7 @@
                 <w:b w:val="0"/>
                 <w:sz w:val="16"/>
               </w:rPr>
-              <w:t>002146</w:t>
+              <w:t>0 02 146</w:t>
             </w:r>
           </w:p>
         </w:tc>
@@ -21563,7 +21563,7 @@
                 <w:b w:val="0"/>
                 <w:sz w:val="16"/>
               </w:rPr>
-              <w:t>002147</w:t>
+              <w:t>0 02 147</w:t>
             </w:r>
           </w:p>
         </w:tc>
@@ -21727,7 +21727,7 @@
                 <w:b w:val="0"/>
                 <w:sz w:val="16"/>
               </w:rPr>
-              <w:t>002148</w:t>
+              <w:t>0 02 148</w:t>
             </w:r>
           </w:p>
         </w:tc>
@@ -21891,7 +21891,7 @@
                 <w:b w:val="0"/>
                 <w:sz w:val="16"/>
               </w:rPr>
-              <w:t>002149</w:t>
+              <w:t>0 02 149</w:t>
             </w:r>
           </w:p>
         </w:tc>
@@ -22055,7 +22055,7 @@
                 <w:b w:val="0"/>
                 <w:sz w:val="16"/>
               </w:rPr>
-              <w:t>002150</w:t>
+              <w:t>0 02 150</w:t>
             </w:r>
           </w:p>
         </w:tc>
@@ -22219,7 +22219,7 @@
                 <w:b w:val="0"/>
                 <w:sz w:val="16"/>
               </w:rPr>
-              <w:t>002151</w:t>
+              <w:t>0 02 151</w:t>
             </w:r>
           </w:p>
         </w:tc>
@@ -22383,7 +22383,7 @@
                 <w:b w:val="0"/>
                 <w:sz w:val="16"/>
               </w:rPr>
-              <w:t>002152</w:t>
+              <w:t>0 02 152</w:t>
             </w:r>
           </w:p>
         </w:tc>
@@ -22548,7 +22548,7 @@
                 <w:b w:val="0"/>
                 <w:sz w:val="16"/>
               </w:rPr>
-              <w:t>002153</w:t>
+              <w:t>0 02 153</w:t>
             </w:r>
           </w:p>
         </w:tc>
@@ -22712,7 +22712,7 @@
                 <w:b w:val="0"/>
                 <w:sz w:val="16"/>
               </w:rPr>
-              <w:t>002154</w:t>
+              <w:t>0 02 154</w:t>
             </w:r>
           </w:p>
         </w:tc>
@@ -22876,7 +22876,7 @@
                 <w:b w:val="0"/>
                 <w:sz w:val="16"/>
               </w:rPr>
-              <w:t>002155</w:t>
+              <w:t>0 02 155</w:t>
             </w:r>
           </w:p>
         </w:tc>
@@ -23040,7 +23040,7 @@
                 <w:b w:val="0"/>
                 <w:sz w:val="16"/>
               </w:rPr>
-              <w:t>002156</w:t>
+              <w:t>0 02 156</w:t>
             </w:r>
           </w:p>
         </w:tc>
@@ -23204,7 +23204,7 @@
                 <w:b w:val="0"/>
                 <w:sz w:val="16"/>
               </w:rPr>
-              <w:t>002157</w:t>
+              <w:t>0 02 157</w:t>
             </w:r>
           </w:p>
         </w:tc>
@@ -23368,7 +23368,7 @@
                 <w:b w:val="0"/>
                 <w:sz w:val="16"/>
               </w:rPr>
-              <w:t>002158</w:t>
+              <w:t>0 02 158</w:t>
             </w:r>
           </w:p>
         </w:tc>
@@ -23532,7 +23532,7 @@
                 <w:b w:val="0"/>
                 <w:sz w:val="16"/>
               </w:rPr>
-              <w:t>002159</w:t>
+              <w:t>0 02 159</w:t>
             </w:r>
           </w:p>
         </w:tc>
@@ -23696,7 +23696,7 @@
                 <w:b w:val="0"/>
                 <w:sz w:val="16"/>
               </w:rPr>
-              <w:t>002160</w:t>
+              <w:t>0 02 160</w:t>
             </w:r>
           </w:p>
         </w:tc>
@@ -23860,7 +23860,7 @@
                 <w:b w:val="0"/>
                 <w:sz w:val="16"/>
               </w:rPr>
-              <w:t>002161</w:t>
+              <w:t>0 02 161</w:t>
             </w:r>
           </w:p>
         </w:tc>
@@ -24024,7 +24024,7 @@
                 <w:b w:val="0"/>
                 <w:sz w:val="16"/>
               </w:rPr>
-              <w:t>002162</w:t>
+              <w:t>0 02 162</w:t>
             </w:r>
           </w:p>
         </w:tc>
@@ -24188,7 +24188,7 @@
                 <w:b w:val="0"/>
                 <w:sz w:val="16"/>
               </w:rPr>
-              <w:t>002163</w:t>
+              <w:t>0 02 163</w:t>
             </w:r>
           </w:p>
         </w:tc>
@@ -24352,7 +24352,7 @@
                 <w:b w:val="0"/>
                 <w:sz w:val="16"/>
               </w:rPr>
-              <w:t>002164</w:t>
+              <w:t>0 02 164</w:t>
             </w:r>
           </w:p>
         </w:tc>
@@ -24516,7 +24516,7 @@
                 <w:b w:val="0"/>
                 <w:sz w:val="16"/>
               </w:rPr>
-              <w:t>002165</w:t>
+              <w:t>0 02 165</w:t>
             </w:r>
           </w:p>
         </w:tc>
@@ -24680,7 +24680,7 @@
                 <w:b w:val="0"/>
                 <w:sz w:val="16"/>
               </w:rPr>
-              <w:t>002166</w:t>
+              <w:t>0 02 166</w:t>
             </w:r>
           </w:p>
         </w:tc>
@@ -24844,7 +24844,7 @@
                 <w:b w:val="0"/>
                 <w:sz w:val="16"/>
               </w:rPr>
-              <w:t>002167</w:t>
+              <w:t>0 02 167</w:t>
             </w:r>
           </w:p>
         </w:tc>
@@ -25008,7 +25008,7 @@
                 <w:b w:val="0"/>
                 <w:sz w:val="16"/>
               </w:rPr>
-              <w:t>002168</w:t>
+              <w:t>0 02 168</w:t>
             </w:r>
           </w:p>
         </w:tc>
@@ -25172,7 +25172,7 @@
                 <w:b w:val="0"/>
                 <w:sz w:val="16"/>
               </w:rPr>
-              <w:t>002169</w:t>
+              <w:t>0 02 169</w:t>
             </w:r>
           </w:p>
         </w:tc>
@@ -25336,7 +25336,7 @@
                 <w:b w:val="0"/>
                 <w:sz w:val="16"/>
               </w:rPr>
-              <w:t>002170</w:t>
+              <w:t>0 02 170</w:t>
             </w:r>
           </w:p>
         </w:tc>
@@ -25500,7 +25500,7 @@
                 <w:b w:val="0"/>
                 <w:sz w:val="16"/>
               </w:rPr>
-              <w:t>002171</w:t>
+              <w:t>0 02 171</w:t>
             </w:r>
           </w:p>
         </w:tc>
@@ -25664,7 +25664,7 @@
                 <w:b w:val="0"/>
                 <w:sz w:val="16"/>
               </w:rPr>
-              <w:t>002172</w:t>
+              <w:t>0 02 172</w:t>
             </w:r>
           </w:p>
         </w:tc>
@@ -25828,7 +25828,7 @@
                 <w:b w:val="0"/>
                 <w:sz w:val="16"/>
               </w:rPr>
-              <w:t>002173</w:t>
+              <w:t>0 02 173</w:t>
             </w:r>
           </w:p>
         </w:tc>
@@ -25993,7 +25993,7 @@
                 <w:b w:val="0"/>
                 <w:sz w:val="16"/>
               </w:rPr>
-              <w:t>002174</w:t>
+              <w:t>0 02 174</w:t>
             </w:r>
           </w:p>
         </w:tc>
@@ -26157,7 +26157,7 @@
                 <w:b w:val="0"/>
                 <w:sz w:val="16"/>
               </w:rPr>
-              <w:t>002175</w:t>
+              <w:t>0 02 175</w:t>
             </w:r>
           </w:p>
         </w:tc>
@@ -26321,7 +26321,7 @@
                 <w:b w:val="0"/>
                 <w:sz w:val="16"/>
               </w:rPr>
-              <w:t>002176</w:t>
+              <w:t>0 02 176</w:t>
             </w:r>
           </w:p>
         </w:tc>
@@ -26485,7 +26485,7 @@
                 <w:b w:val="0"/>
                 <w:sz w:val="16"/>
               </w:rPr>
-              <w:t>002177</w:t>
+              <w:t>0 02 177</w:t>
             </w:r>
           </w:p>
         </w:tc>
@@ -26649,7 +26649,7 @@
                 <w:b w:val="0"/>
                 <w:sz w:val="16"/>
               </w:rPr>
-              <w:t>002178</w:t>
+              <w:t>0 02 178</w:t>
             </w:r>
           </w:p>
         </w:tc>
@@ -26813,7 +26813,7 @@
                 <w:b w:val="0"/>
                 <w:sz w:val="16"/>
               </w:rPr>
-              <w:t>002179</w:t>
+              <w:t>0 02 179</w:t>
             </w:r>
           </w:p>
         </w:tc>
@@ -26977,7 +26977,7 @@
                 <w:b w:val="0"/>
                 <w:sz w:val="16"/>
               </w:rPr>
-              <w:t>002180</w:t>
+              <w:t>0 02 180</w:t>
             </w:r>
           </w:p>
         </w:tc>
@@ -27141,7 +27141,7 @@
                 <w:b w:val="0"/>
                 <w:sz w:val="16"/>
               </w:rPr>
-              <w:t>002181</w:t>
+              <w:t>0 02 181</w:t>
             </w:r>
           </w:p>
         </w:tc>
@@ -27305,7 +27305,7 @@
                 <w:b w:val="0"/>
                 <w:sz w:val="16"/>
               </w:rPr>
-              <w:t>002182</w:t>
+              <w:t>0 02 182</w:t>
             </w:r>
           </w:p>
         </w:tc>
@@ -27469,7 +27469,7 @@
                 <w:b w:val="0"/>
                 <w:sz w:val="16"/>
               </w:rPr>
-              <w:t>002183</w:t>
+              <w:t>0 02 183</w:t>
             </w:r>
           </w:p>
         </w:tc>
@@ -27633,7 +27633,7 @@
                 <w:b w:val="0"/>
                 <w:sz w:val="16"/>
               </w:rPr>
-              <w:t>002184</w:t>
+              <w:t>0 02 184</w:t>
             </w:r>
           </w:p>
         </w:tc>
@@ -27797,7 +27797,7 @@
                 <w:b w:val="0"/>
                 <w:sz w:val="16"/>
               </w:rPr>
-              <w:t>002185</w:t>
+              <w:t>0 02 185</w:t>
             </w:r>
           </w:p>
         </w:tc>
@@ -27961,7 +27961,7 @@
                 <w:b w:val="0"/>
                 <w:sz w:val="16"/>
               </w:rPr>
-              <w:t>002186</w:t>
+              <w:t>0 02 186</w:t>
             </w:r>
           </w:p>
         </w:tc>
@@ -28125,7 +28125,7 @@
                 <w:b w:val="0"/>
                 <w:sz w:val="16"/>
               </w:rPr>
-              <w:t>002187</w:t>
+              <w:t>0 02 187</w:t>
             </w:r>
           </w:p>
         </w:tc>
@@ -28289,7 +28289,7 @@
                 <w:b w:val="0"/>
                 <w:sz w:val="16"/>
               </w:rPr>
-              <w:t>002188</w:t>
+              <w:t>0 02 188</w:t>
             </w:r>
           </w:p>
         </w:tc>
@@ -28453,7 +28453,7 @@
                 <w:b w:val="0"/>
                 <w:sz w:val="16"/>
               </w:rPr>
-              <w:t>002189</w:t>
+              <w:t>0 02 189</w:t>
             </w:r>
           </w:p>
         </w:tc>
@@ -28617,7 +28617,7 @@
                 <w:b w:val="0"/>
                 <w:sz w:val="16"/>
               </w:rPr>
-              <w:t>002190</w:t>
+              <w:t>0 02 190</w:t>
             </w:r>
           </w:p>
         </w:tc>
@@ -28781,7 +28781,7 @@
                 <w:b w:val="0"/>
                 <w:sz w:val="16"/>
               </w:rPr>
-              <w:t>002191</w:t>
+              <w:t>0 02 191</w:t>
             </w:r>
           </w:p>
         </w:tc>
@@ -28945,7 +28945,7 @@
                 <w:b w:val="0"/>
                 <w:sz w:val="16"/>
               </w:rPr>
-              <w:t>002192</w:t>
+              <w:t>0 02 192</w:t>
             </w:r>
           </w:p>
         </w:tc>
@@ -29106,7 +29106,7 @@
                 <w:b w:val="0"/>
                 <w:sz w:val="16"/>
               </w:rPr>
-              <w:t>002193</w:t>
+              <w:t>0 02 193</w:t>
             </w:r>
           </w:p>
         </w:tc>

--- a/docx/en/BUFRCREX_TableB_en_02.docx
+++ b/docx/en/BUFRCREX_TableB_en_02.docx
@@ -34310,207 +34310,7 @@
           <w:i/>
           <w:sz w:val="14"/>
         </w:rPr>
-        <w:t>Note 23: A precipitation value of -0.1 kg m-2 before scaling (-1 after scaling or in CREX) shall indicate a "trace" (non-measurable, less than 0.05 kg m-2).</w:t>
-      </w:r>
-    </w:p>
-    <w:p>
-      <w:r>
-        <w:rPr>
-          <w:rFonts w:ascii="Verdana" w:hAnsi="Verdana"/>
-          <w:i/>
-          <w:sz w:val="14"/>
-        </w:rPr>
-        <w:t>Note 25: A previously defined significance may be cancelled by transmitting a "missing" from the appropriate code or flag table.</w:t>
-      </w:r>
-    </w:p>
-    <w:p>
-      <w:r>
-        <w:rPr>
-          <w:rFonts w:ascii="Verdana" w:hAnsi="Verdana"/>
-          <w:i/>
-          <w:sz w:val="14"/>
-        </w:rPr>
-        <w:t>Note 27: All times are Universal Time Coordinated (UTC) unless otherwise noted.</w:t>
-      </w:r>
-    </w:p>
-    <w:p>
-      <w:r>
-        <w:rPr>
-          <w:rFonts w:ascii="Verdana" w:hAnsi="Verdana"/>
-          <w:i/>
-          <w:sz w:val="14"/>
-        </w:rPr>
-        <w:t>Note 32: Bearing or azimuth shall only be used with respect to a stated location, and shall not redefine that location.</w:t>
-      </w:r>
-    </w:p>
-    <w:p>
-      <w:r>
-        <w:rPr>
-          <w:rFonts w:ascii="Verdana" w:hAnsi="Verdana"/>
-          <w:i/>
-          <w:sz w:val="14"/>
-        </w:rPr>
-        <w:t>Note 62: Distance shall only be used with respect to a stated location and a bearing, azimuth or elevation; it shall not redefine that location.</w:t>
-      </w:r>
-    </w:p>
-    <w:p>
-      <w:r>
-        <w:rPr>
-          <w:rFonts w:ascii="Verdana" w:hAnsi="Verdana"/>
-          <w:i/>
-          <w:sz w:val="14"/>
-        </w:rPr>
-        <w:t>Note 63: Downward radiation shall be assigned positive values.</w:t>
-      </w:r>
-    </w:p>
-    <w:p>
-      <w:r>
-        <w:rPr>
-          <w:rFonts w:ascii="Verdana" w:hAnsi="Verdana"/>
-          <w:i/>
-          <w:sz w:val="14"/>
-        </w:rPr>
-        <w:t>Note 64: Downward w-components shall be assigned positive values where units are Pa s-1.</w:t>
-      </w:r>
-    </w:p>
-    <w:p>
-      <w:r>
-        <w:rPr>
-          <w:rFonts w:ascii="Verdana" w:hAnsi="Verdana"/>
-          <w:i/>
-          <w:sz w:val="14"/>
-        </w:rPr>
-        <w:t>Note 66: East to west increments shall be assigned negative values.</w:t>
-      </w:r>
-    </w:p>
-    <w:p>
-      <w:r>
-        <w:rPr>
-          <w:rFonts w:ascii="Verdana" w:hAnsi="Verdana"/>
-          <w:i/>
-          <w:sz w:val="14"/>
-        </w:rPr>
-        <w:t>Note 75: For CREX descriptors F = B, not 0.</w:t>
-      </w:r>
-    </w:p>
-    <w:p>
-      <w:r>
-        <w:rPr>
-          <w:rFonts w:ascii="Verdana" w:hAnsi="Verdana"/>
-          <w:i/>
-          <w:sz w:val="14"/>
-        </w:rPr>
-        <w:t>Note 92: In order to distinguish unambiguously the cases of missing data and saturated pixels, n-bit image data should be encoded using a data width of n+1. Where such a descriptor is not already available in Class 30, operator descriptor 2 01 YYY should be used to modify the data width of the existing entry as required.</w:t>
-      </w:r>
-    </w:p>
-    <w:p>
-      <w:r>
-        <w:rPr>
-          <w:rFonts w:ascii="Verdana" w:hAnsi="Verdana"/>
-          <w:i/>
-          <w:sz w:val="14"/>
-        </w:rPr>
-        <w:t>Note 105: Negative time periods or displacements shall be used to indicate time periods or displacements preceding the currently defined time.</w:t>
-      </w:r>
-    </w:p>
-    <w:p>
-      <w:r>
-        <w:rPr>
-          <w:rFonts w:ascii="Verdana" w:hAnsi="Verdana"/>
-          <w:i/>
-          <w:sz w:val="14"/>
-        </w:rPr>
-        <w:t>Note 110: North to south increments shall be assigned negative values.</w:t>
-      </w:r>
-    </w:p>
-    <w:p>
-      <w:r>
-        <w:rPr>
-          <w:rFonts w:ascii="Verdana" w:hAnsi="Verdana"/>
-          <w:i/>
-          <w:sz w:val="14"/>
-        </w:rPr>
-        <w:t>Note 115: Pixel data width can be changed with descriptor 2 01 YYY.</w:t>
-      </w:r>
-    </w:p>
-    <w:p>
-      <w:r>
-        <w:rPr>
-          <w:rFonts w:ascii="Verdana" w:hAnsi="Verdana"/>
-          <w:i/>
-          <w:sz w:val="14"/>
-        </w:rPr>
         <w:t>Note 121: Some indication of expected accuracy may be implied in conjunction with certain elements in this class.</w:t>
-      </w:r>
-    </w:p>
-    <w:p>
-      <w:r>
-        <w:rPr>
-          <w:rFonts w:ascii="Verdana" w:hAnsi="Verdana"/>
-          <w:i/>
-          <w:sz w:val="14"/>
-        </w:rPr>
-        <w:t>Note 122: South latitude shall be assigned negative values.</w:t>
-      </w:r>
-    </w:p>
-    <w:p>
-      <w:r>
-        <w:rPr>
-          <w:rFonts w:ascii="Verdana" w:hAnsi="Verdana"/>
-          <w:i/>
-          <w:sz w:val="14"/>
-        </w:rPr>
-        <w:t>Note 123: South to north v-components shall be assigned positive values.</w:t>
-      </w:r>
-    </w:p>
-    <w:p>
-      <w:r>
-        <w:rPr>
-          <w:rFonts w:ascii="Verdana" w:hAnsi="Verdana"/>
-          <w:i/>
-          <w:sz w:val="14"/>
-        </w:rPr>
-        <w:t>Note 126: Surface wind direction measured at a station within 1° of the North Pole or within 1° of the South Pole shall be reported in such a way that the azimuth ring shall be aligned with its zero coinciding with the Greenwich 0° meridian.</w:t>
-      </w:r>
-    </w:p>
-    <w:p>
-      <w:r>
-        <w:rPr>
-          <w:rFonts w:ascii="Verdana" w:hAnsi="Verdana"/>
-          <w:i/>
-          <w:sz w:val="14"/>
-        </w:rPr>
-        <w:t>Note 140: The pixel size on horizontal - 1 is given at location where map scale factor is unity.</w:t>
-      </w:r>
-    </w:p>
-    <w:p>
-      <w:r>
-        <w:rPr>
-          <w:rFonts w:ascii="Verdana" w:hAnsi="Verdana"/>
-          <w:i/>
-          <w:sz w:val="14"/>
-        </w:rPr>
-        <w:t>Note 141: The pixel size on horizontal - 2 is given at location where map scale factor is unity.</w:t>
-      </w:r>
-    </w:p>
-    <w:p>
-      <w:r>
-        <w:rPr>
-          <w:rFonts w:ascii="Verdana" w:hAnsi="Verdana"/>
-          <w:i/>
-          <w:sz w:val="14"/>
-        </w:rPr>
-        <w:t>Note 145: The significance of time periods or displacements may be indicated using the time significance code corresponding to table reference 0 08 021.</w:t>
-      </w:r>
-    </w:p>
-    <w:p>
-      <w:r>
-        <w:rPr>
-          <w:rFonts w:ascii="Verdana" w:hAnsi="Verdana"/>
-          <w:i/>
-          <w:sz w:val="14"/>
-        </w:rPr>
-        <w:t>Note 149: The time location, when used with forecast values, shall indicate the time of the initial state for the forecast, or the beginning of the forecast period; when used with ensemble means of forecast values, the time location shall indicate the initial state or the beginning of the first forecast over which ensemble means are derived.</w:t>
       </w:r>
     </w:p>
     <w:p>
@@ -34531,146 +34331,6 @@
           <w:sz w:val="14"/>
         </w:rPr>
         <w:t>Note 156: This class shall contain elements to describe the instrumentation used to obtain the meteorological elements reported.</w:t>
-      </w:r>
-    </w:p>
-    <w:p>
-      <w:r>
-        <w:rPr>
-          <w:rFonts w:ascii="Verdana" w:hAnsi="Verdana"/>
-          <w:i/>
-          <w:sz w:val="14"/>
-        </w:rPr>
-        <w:t>Note 158: Time periods or displacements and time increments require an initial time location to be defined prior to their use, followed where appropriate by a time significance definition.</w:t>
-      </w:r>
-    </w:p>
-    <w:p>
-      <w:r>
-        <w:rPr>
-          <w:rFonts w:ascii="Verdana" w:hAnsi="Verdana"/>
-          <w:i/>
-          <w:sz w:val="14"/>
-        </w:rPr>
-        <w:t>Note 160: Upward radiation shall be assigned negative values.</w:t>
-      </w:r>
-    </w:p>
-    <w:p>
-      <w:r>
-        <w:rPr>
-          <w:rFonts w:ascii="Verdana" w:hAnsi="Verdana"/>
-          <w:i/>
-          <w:sz w:val="14"/>
-        </w:rPr>
-        <w:t>Note 161: Upward w-components shall be assigned positive values where units are m s-1.</w:t>
-      </w:r>
-    </w:p>
-    <w:p>
-      <w:r>
-        <w:rPr>
-          <w:rFonts w:ascii="Verdana" w:hAnsi="Verdana"/>
-          <w:i/>
-          <w:sz w:val="14"/>
-        </w:rPr>
-        <w:t>Note 162: Useful ranges used above:1011 Bq to 1019 Bq for releases;10-2 Bq to 107 Bq and 10-2 mSv to 107 mSv for concentration and doses.</w:t>
-      </w:r>
-    </w:p>
-    <w:p>
-      <w:r>
-        <w:rPr>
-          <w:rFonts w:ascii="Verdana" w:hAnsi="Verdana"/>
-          <w:i/>
-          <w:sz w:val="14"/>
-        </w:rPr>
-        <w:t>Note 163: Values of latitude and latitude increments are limited to the range -90 degrees to +90 degrees.</w:t>
-      </w:r>
-    </w:p>
-    <w:p>
-      <w:r>
-        <w:rPr>
-          <w:rFonts w:ascii="Verdana" w:hAnsi="Verdana"/>
-          <w:i/>
-          <w:sz w:val="14"/>
-        </w:rPr>
-        <w:t>Note 164: Values of longitude are limited to the range -180 degrees to +180 degrees.</w:t>
-      </w:r>
-    </w:p>
-    <w:p>
-      <w:r>
-        <w:rPr>
-          <w:rFonts w:ascii="Verdana" w:hAnsi="Verdana"/>
-          <w:i/>
-          <w:sz w:val="14"/>
-        </w:rPr>
-        <w:t>Note 165: Vertical elements and pressure shall be used to define values of these elements independent of the element or variable denoting the vertical coordinate.</w:t>
-      </w:r>
-    </w:p>
-    <w:p>
-      <w:r>
-        <w:rPr>
-          <w:rFonts w:ascii="Verdana" w:hAnsi="Verdana"/>
-          <w:i/>
-          <w:sz w:val="14"/>
-        </w:rPr>
-        <w:t>Note 166: West longitude shall be assigned negative values.</w:t>
-      </w:r>
-    </w:p>
-    <w:p>
-      <w:r>
-        <w:rPr>
-          <w:rFonts w:ascii="Verdana" w:hAnsi="Verdana"/>
-          <w:i/>
-          <w:sz w:val="14"/>
-        </w:rPr>
-        <w:t>Note 167: West to east u-components shall be assigned positive values.</w:t>
-      </w:r>
-    </w:p>
-    <w:p>
-      <w:r>
-        <w:rPr>
-          <w:rFonts w:ascii="Verdana" w:hAnsi="Verdana"/>
-          <w:i/>
-          <w:sz w:val="14"/>
-        </w:rPr>
-        <w:t>Note 176: Where more than one time period or displacement is required to define complex time structures, they shall be defined in immediate succession, and the following ordering shall apply: ensemble period (if required), followed by forecast period (if required), followed by period for averaging or accumulation (if required).</w:t>
-      </w:r>
-    </w:p>
-    <w:p>
-      <w:r>
-        <w:rPr>
-          <w:rFonts w:ascii="Verdana" w:hAnsi="Verdana"/>
-          <w:i/>
-          <w:sz w:val="14"/>
-        </w:rPr>
-        <w:t>Note 178: Where the expression "period specified" is entered under element name, an appropriate period shall be specified using descriptors from Class 04.</w:t>
-      </w:r>
-    </w:p>
-    <w:p>
-      <w:r>
-        <w:rPr>
-          <w:rFonts w:ascii="Verdana" w:hAnsi="Verdana"/>
-          <w:i/>
-          <w:sz w:val="14"/>
-        </w:rPr>
-        <w:t>Note 179: Where values are accumulated or averaged (for example over a time period), the total number of values from which the accumulated or averaged values are obtained may be represented using reference 0 08 022.</w:t>
-      </w:r>
-    </w:p>
-    <w:p>
-      <w:r>
-        <w:rPr>
-          <w:rFonts w:ascii="Verdana" w:hAnsi="Verdana"/>
-          <w:i/>
-          <w:sz w:val="14"/>
-        </w:rPr>
-        <w:t>Note 180: Wind reporting standards: Speed Direction No observation Missing Missing Calm 0 0 Normal observation &gt; 0 1° - 360° Speed only &gt; 0 Missing Direction only Missing 1°-360° "Light and variable" &gt; 0 0</w:t>
-      </w:r>
-    </w:p>
-    <w:p>
-      <w:r>
-        <w:rPr>
-          <w:rFonts w:ascii="Verdana" w:hAnsi="Verdana"/>
-          <w:i/>
-          <w:sz w:val="14"/>
-        </w:rPr>
-        <w:t>Note 181: Wind waves and waves reporting standards:Observation Speed Direction No observation Missing Missing Calm 0 0 Normal observation &gt;0 1-360 Speed only &gt;0 Missing Direction only Missing 1-360"Light and variable" &gt;0 0</w:t>
       </w:r>
     </w:p>
     <w:sectPr>
